--- a/fast_algorithms_in_protection_systems/Отчёты/Практическое занятие № 2/Практическое занятие № 2.docx
+++ b/fast_algorithms_in_protection_systems/Отчёты/Практическое занятие № 2/Практическое занятие № 2.docx
@@ -458,7 +458,14 @@
                 <w:rFonts w:cs="Times New Roman"/>
                 <w:szCs w:val="28"/>
               </w:rPr>
-              <w:t>Выполнили: студенты группы ВКБ51</w:t>
+              <w:t>Выполнили: студенты группы ВКБ5</w:t>
+            </w:r>
+            <w:r>
+              <w:rPr>
+                <w:rFonts w:cs="Times New Roman"/>
+                <w:szCs w:val="28"/>
+              </w:rPr>
+              <w:t>3</w:t>
             </w:r>
           </w:p>
         </w:tc>
@@ -493,7 +500,7 @@
                 <w:rFonts w:cs="Times New Roman"/>
                 <w:szCs w:val="28"/>
               </w:rPr>
-              <w:t>Савин Александр</w:t>
+              <w:t>Голованов Ф.А.</w:t>
             </w:r>
           </w:p>
         </w:tc>
@@ -528,7 +535,7 @@
                 <w:rFonts w:cs="Times New Roman"/>
                 <w:szCs w:val="28"/>
               </w:rPr>
-              <w:t>Сац Никита</w:t>
+              <w:t>Лёза А.А.</w:t>
             </w:r>
           </w:p>
         </w:tc>
@@ -563,7 +570,7 @@
                 <w:rFonts w:cs="Times New Roman"/>
                 <w:szCs w:val="28"/>
               </w:rPr>
-              <w:t>Пересада Никита</w:t>
+              <w:t>Ермолаев Б.Ю.</w:t>
             </w:r>
           </w:p>
         </w:tc>
@@ -598,7 +605,14 @@
                 <w:rFonts w:cs="Times New Roman"/>
                 <w:szCs w:val="28"/>
               </w:rPr>
-              <w:t xml:space="preserve">Якушевский Сергей </w:t>
+              <w:t>Ковалев Д.П.</w:t>
+            </w:r>
+            <w:r>
+              <w:rPr>
+                <w:rFonts w:cs="Times New Roman"/>
+                <w:szCs w:val="28"/>
+              </w:rPr>
+              <w:t xml:space="preserve"> </w:t>
             </w:r>
           </w:p>
         </w:tc>
@@ -671,7 +685,14 @@
                 <w:rFonts w:cs="Times New Roman"/>
                 <w:szCs w:val="28"/>
               </w:rPr>
-              <w:t xml:space="preserve">Проверил: профессор </w:t>
+              <w:t xml:space="preserve">Проверил: </w:t>
+            </w:r>
+            <w:r>
+              <w:rPr>
+                <w:rFonts w:cs="Times New Roman"/>
+                <w:szCs w:val="28"/>
+              </w:rPr>
+              <w:t>преп.</w:t>
             </w:r>
           </w:p>
         </w:tc>
@@ -706,7 +727,7 @@
                 <w:rFonts w:cs="Times New Roman"/>
                 <w:szCs w:val="28"/>
               </w:rPr>
-              <w:t>Черкесова Лариса Владимировна</w:t>
+              <w:t>Молодцова А.И.</w:t>
             </w:r>
           </w:p>
         </w:tc>
@@ -3922,7 +3943,10 @@
       <w:jc w:val="center"/>
     </w:pPr>
     <w:r>
-      <w:t>2025</w:t>
+      <w:t>202</w:t>
+    </w:r>
+    <w:r>
+      <w:t>6</w:t>
     </w:r>
   </w:p>
 </w:ftr>
@@ -7074,6 +7098,7 @@
   <w:style w:type="character" w:default="1" w:styleId="a0">
     <w:name w:val="Default Paragraph Font"/>
     <w:uiPriority w:val="1"/>
+    <w:semiHidden/>
     <w:unhideWhenUsed/>
   </w:style>
   <w:style w:type="table" w:default="1" w:styleId="a1">
